--- a/AI_Agents_and_Advanced_Fine_Tuning_Bootcamp/Lab_Walkthroughs/Week_05_Lab_A_contrastive_embedder_fine_tuning.docx
+++ b/AI_Agents_and_Advanced_Fine_Tuning_Bootcamp/Lab_Walkthroughs/Week_05_Lab_A_contrastive_embedder_fine_tuning.docx
@@ -96,7 +96,7 @@
           <w:color w:val="333333"/>
           <w:sz w:val="22"/>
         </w:rPr>
-        <w:t>Cluster workspace from week 1 plus week-specific deps in the requirements.txt that ships with this lab.</w:t>
+        <w:t>1 GPU; pip install sentence-transformers. Domain corpus: 20K support-doc pairs.</w:t>
       </w:r>
     </w:p>
     <w:p>
@@ -118,7 +118,7 @@
           <w:color w:val="333333"/>
           <w:sz w:val="22"/>
         </w:rPr>
-        <w:t>Concept list available in the class notes for this week.</w:t>
+        <w:t>InfoNCE / MultipleNegativesRankingLoss with in-batch negatives</w:t>
       </w:r>
     </w:p>
     <w:p>
@@ -130,7 +130,19 @@
           <w:color w:val="333333"/>
           <w:sz w:val="22"/>
         </w:rPr>
-        <w:t>Lab guide TA reviews the concepts in the first 15 minutes.</w:t>
+        <w:t>Larger batches give more negatives and a stronger signal</w:t>
+      </w:r>
+    </w:p>
+    <w:p>
+      <w:pPr>
+        <w:pStyle w:val="ListBullet"/>
+      </w:pPr>
+      <w:r>
+        <w:rPr>
+          <w:color w:val="333333"/>
+          <w:sz w:val="22"/>
+        </w:rPr>
+        <w:t>Evaluate on retrieval (recall@k), not on loss</w:t>
       </w:r>
     </w:p>
     <w:p>
@@ -211,7 +223,163 @@
           <w:color w:val="101010"/>
           <w:sz w:val="18"/>
         </w:rPr>
-        <w:t># Starter code is in the lab repo: see lab_starter.py.</w:t>
+        <w:t>from sentence_transformers import (SentenceTransformer, losses,</w:t>
+      </w:r>
+    </w:p>
+    <w:p>
+      <w:pPr>
+        <w:spacing w:after="0" w:before="0"/>
+      </w:pPr>
+      <w:r>
+        <w:rPr>
+          <w:rFonts w:ascii="Consolas" w:hAnsi="Consolas"/>
+          <w:color w:val="101010"/>
+          <w:sz w:val="18"/>
+        </w:rPr>
+        <w:t xml:space="preserve">                                   InputExample, evaluation)</w:t>
+      </w:r>
+    </w:p>
+    <w:p>
+      <w:pPr>
+        <w:spacing w:after="0" w:before="0"/>
+      </w:pPr>
+      <w:r>
+        <w:rPr>
+          <w:rFonts w:ascii="Consolas" w:hAnsi="Consolas"/>
+          <w:color w:val="101010"/>
+          <w:sz w:val="18"/>
+        </w:rPr>
+        <w:t>from torch.utils.data import DataLoader</w:t>
+      </w:r>
+    </w:p>
+    <w:p>
+      <w:pPr>
+        <w:spacing w:after="0" w:before="0"/>
+      </w:pPr>
+      <w:r>
+        <w:rPr>
+          <w:rFonts w:ascii="Consolas" w:hAnsi="Consolas"/>
+          <w:color w:val="101010"/>
+          <w:sz w:val="18"/>
+        </w:rPr>
+        <w:t xml:space="preserve"> </w:t>
+      </w:r>
+    </w:p>
+    <w:p>
+      <w:pPr>
+        <w:spacing w:after="0" w:before="0"/>
+      </w:pPr>
+      <w:r>
+        <w:rPr>
+          <w:rFonts w:ascii="Consolas" w:hAnsi="Consolas"/>
+          <w:color w:val="101010"/>
+          <w:sz w:val="18"/>
+        </w:rPr>
+        <w:t>model = SentenceTransformer('all-MiniLM-L6-v2')</w:t>
+      </w:r>
+    </w:p>
+    <w:p>
+      <w:pPr>
+        <w:spacing w:after="0" w:before="0"/>
+      </w:pPr>
+      <w:r>
+        <w:rPr>
+          <w:rFonts w:ascii="Consolas" w:hAnsi="Consolas"/>
+          <w:color w:val="101010"/>
+          <w:sz w:val="18"/>
+        </w:rPr>
+        <w:t>train = [InputExample(texts=[q, pos]) for q, pos in pairs]</w:t>
+      </w:r>
+    </w:p>
+    <w:p>
+      <w:pPr>
+        <w:spacing w:after="0" w:before="0"/>
+      </w:pPr>
+      <w:r>
+        <w:rPr>
+          <w:rFonts w:ascii="Consolas" w:hAnsi="Consolas"/>
+          <w:color w:val="101010"/>
+          <w:sz w:val="18"/>
+        </w:rPr>
+        <w:t>loader = DataLoader(train, batch_size=64, shuffle=True)</w:t>
+      </w:r>
+    </w:p>
+    <w:p>
+      <w:pPr>
+        <w:spacing w:after="0" w:before="0"/>
+      </w:pPr>
+      <w:r>
+        <w:rPr>
+          <w:rFonts w:ascii="Consolas" w:hAnsi="Consolas"/>
+          <w:color w:val="101010"/>
+          <w:sz w:val="18"/>
+        </w:rPr>
+        <w:t>loss = losses.MultipleNegativesRankingLoss(model)</w:t>
+      </w:r>
+    </w:p>
+    <w:p>
+      <w:pPr>
+        <w:spacing w:after="0" w:before="0"/>
+      </w:pPr>
+      <w:r>
+        <w:rPr>
+          <w:rFonts w:ascii="Consolas" w:hAnsi="Consolas"/>
+          <w:color w:val="101010"/>
+          <w:sz w:val="18"/>
+        </w:rPr>
+        <w:t>ir_eval = evaluation.InformationRetrievalEvaluator(queries, corpus, relevant)</w:t>
+      </w:r>
+    </w:p>
+    <w:p>
+      <w:pPr>
+        <w:spacing w:after="0" w:before="0"/>
+      </w:pPr>
+      <w:r>
+        <w:rPr>
+          <w:rFonts w:ascii="Consolas" w:hAnsi="Consolas"/>
+          <w:color w:val="101010"/>
+          <w:sz w:val="18"/>
+        </w:rPr>
+        <w:t>model.fit(train_objectives=[(loader, loss)], epochs=2,</w:t>
+      </w:r>
+    </w:p>
+    <w:p>
+      <w:pPr>
+        <w:spacing w:after="0" w:before="0"/>
+      </w:pPr>
+      <w:r>
+        <w:rPr>
+          <w:rFonts w:ascii="Consolas" w:hAnsi="Consolas"/>
+          <w:color w:val="101010"/>
+          <w:sz w:val="18"/>
+        </w:rPr>
+        <w:t xml:space="preserve">          evaluator=ir_eval, evaluation_steps=200,</w:t>
+      </w:r>
+    </w:p>
+    <w:p>
+      <w:pPr>
+        <w:spacing w:after="0" w:before="0"/>
+      </w:pPr>
+      <w:r>
+        <w:rPr>
+          <w:rFonts w:ascii="Consolas" w:hAnsi="Consolas"/>
+          <w:color w:val="101010"/>
+          <w:sz w:val="18"/>
+        </w:rPr>
+        <w:t xml:space="preserve">          output_path='ckpt/embedder-v1')</w:t>
+      </w:r>
+    </w:p>
+    <w:p>
+      <w:pPr>
+        <w:spacing w:after="0" w:before="0"/>
+      </w:pPr>
+      <w:r>
+        <w:rPr>
+          <w:rFonts w:ascii="Consolas" w:hAnsi="Consolas"/>
+          <w:color w:val="101010"/>
+          <w:sz w:val="18"/>
+        </w:rPr>
+        <w:t xml:space="preserve"> </w:t>
       </w:r>
     </w:p>
     <w:p>
@@ -233,7 +401,7 @@
           <w:color w:val="333333"/>
           <w:sz w:val="22"/>
         </w:rPr>
-        <w:t>all deliverables present in the submission folder</w:t>
+        <w:t>recall@10 improves at least 8 points over the base model</w:t>
       </w:r>
     </w:p>
     <w:p>
@@ -245,7 +413,7 @@
           <w:color w:val="333333"/>
           <w:sz w:val="22"/>
         </w:rPr>
-        <w:t>code runs end-to-end without modification</w:t>
+        <w:t>loss curve is monotonic after warmup (no divergence)</w:t>
       </w:r>
     </w:p>
     <w:p>
@@ -257,7 +425,19 @@
           <w:color w:val="333333"/>
           <w:sz w:val="22"/>
         </w:rPr>
-        <w:t>results match the expected ranges in the rubric</w:t>
+        <w:t>embedding norms stay in a stable range (no collapse)</w:t>
+      </w:r>
+    </w:p>
+    <w:p>
+      <w:pPr>
+        <w:pStyle w:val="ListBullet"/>
+      </w:pPr>
+      <w:r>
+        <w:rPr>
+          <w:color w:val="333333"/>
+          <w:sz w:val="22"/>
+        </w:rPr>
+        <w:t>checkpoint reloads and reproduces the eval score</w:t>
       </w:r>
     </w:p>
     <w:p>
